--- a/Project Rooms/Estate Documents/outputs/word-conversions-no-signatures/POA - Wes Browning to Jenny Hollinger.docx
+++ b/Project Rooms/Estate Documents/outputs/word-conversions-no-signatures/POA - Wes Browning to Jenny Hollinger.docx
@@ -4,492 +4,46 @@
   <w:body>
     <w:p>
       <w:pPr>
-        <w:spacing w:after="40" w:line="240" w:lineRule="auto"/>
-        <w:jc w:val="center"/>
+        <w:spacing w:before="0" w:after="0"/>
       </w:pPr>
       <w:r>
-        <w:rPr>
-          <w:rFonts w:ascii="Times New Roman" w:hAnsi="Times New Roman"/>
-          <w:b/>
-          <w:sz w:val="22"/>
-        </w:rPr>
-        <w:t>BK019413PG00571</w:t>
-      </w:r>
-    </w:p>
-    <w:p>
-      <w:pPr>
-        <w:spacing w:after="40" w:line="240" w:lineRule="auto"/>
-        <w:jc w:val="center"/>
-      </w:pPr>
-      <w:r>
-        <w:rPr>
-          <w:rFonts w:ascii="Times New Roman" w:hAnsi="Times New Roman"/>
-          <w:b/>
-          <w:sz w:val="22"/>
-        </w:rPr>
-        <w:t>WAKECOUNTY,NC</w:t>
-      </w:r>
-    </w:p>
-    <w:p>
-      <w:pPr>
-        <w:spacing w:after="40" w:line="240" w:lineRule="auto"/>
-        <w:jc w:val="center"/>
-      </w:pPr>
-      <w:r>
-        <w:rPr>
-          <w:rFonts w:ascii="Times New Roman" w:hAnsi="Times New Roman"/>
-          <w:b/>
-          <w:sz w:val="22"/>
-        </w:rPr>
-        <w:t>TAMMYL.BRUNNER</w:t>
-      </w:r>
-    </w:p>
-    <w:p>
-      <w:pPr>
-        <w:spacing w:after="40" w:line="240" w:lineRule="auto"/>
-        <w:jc w:val="center"/>
-      </w:pPr>
-      <w:r>
-        <w:rPr>
-          <w:rFonts w:ascii="Times New Roman" w:hAnsi="Times New Roman"/>
-          <w:b/>
-          <w:sz w:val="22"/>
-        </w:rPr>
-        <w:t>REGISTEROFDEEDS</w:t>
-      </w:r>
-    </w:p>
-    <w:p>
-      <w:pPr>
-        <w:spacing w:after="40" w:line="240" w:lineRule="auto"/>
-        <w:jc w:val="center"/>
-      </w:pPr>
-      <w:r>
-        <w:rPr>
-          <w:rFonts w:ascii="Times New Roman" w:hAnsi="Times New Roman"/>
-          <w:b/>
-          <w:sz w:val="22"/>
-        </w:rPr>
-        <w:t>PRESENTED&amp;RECORDEDON</w:t>
-      </w:r>
-    </w:p>
-    <w:p>
-      <w:pPr>
-        <w:spacing w:after="40" w:line="240" w:lineRule="auto"/>
-        <w:jc w:val="center"/>
-      </w:pPr>
-      <w:r>
-        <w:rPr>
-          <w:rFonts w:ascii="Times New Roman" w:hAnsi="Times New Roman"/>
-          <w:b/>
-          <w:sz w:val="22"/>
-        </w:rPr>
-        <w:t>08-18-2023AT16:08:09</w:t>
-      </w:r>
-    </w:p>
-    <w:p/>
-    <w:p>
-      <w:pPr>
-        <w:spacing w:after="40" w:line="240" w:lineRule="auto"/>
-        <w:jc w:val="center"/>
-      </w:pPr>
-      <w:r>
-        <w:rPr>
-          <w:rFonts w:ascii="Times New Roman" w:hAnsi="Times New Roman"/>
-          <w:b/>
-          <w:sz w:val="22"/>
-        </w:rPr>
-        <w:t>BOOK:019413PAGE:00571-00584</w:t>
-      </w:r>
-    </w:p>
-    <w:p/>
-    <w:p>
-      <w:pPr>
-        <w:spacing w:after="40" w:line="240" w:lineRule="auto"/>
-        <w:jc w:val="center"/>
-      </w:pPr>
-      <w:r>
-        <w:rPr>
-          <w:rFonts w:ascii="Times New Roman" w:hAnsi="Times New Roman"/>
-          <w:b/>
-          <w:sz w:val="22"/>
-        </w:rPr>
-        <w:t>STATEOFNORTHCAROLINA</w:t>
-      </w:r>
-    </w:p>
-    <w:p>
-      <w:pPr>
-        <w:spacing w:after="40" w:line="240" w:lineRule="auto"/>
-        <w:jc w:val="center"/>
-      </w:pPr>
-      <w:r>
-        <w:rPr>
-          <w:rFonts w:ascii="Times New Roman" w:hAnsi="Times New Roman"/>
-          <w:b/>
-          <w:sz w:val="22"/>
-        </w:rPr>
-        <w:t>DURABLEPOWEROFATTORNEY</w:t>
-      </w:r>
-    </w:p>
-    <w:p>
-      <w:pPr>
-        <w:spacing w:after="40" w:line="240" w:lineRule="auto"/>
-        <w:jc w:val="center"/>
-      </w:pPr>
-      <w:r>
-        <w:rPr>
-          <w:rFonts w:ascii="Times New Roman" w:hAnsi="Times New Roman"/>
-          <w:b/>
-          <w:sz w:val="22"/>
-        </w:rPr>
-        <w:t>COUNTYOFWAKE</w:t>
-      </w:r>
-    </w:p>
-    <w:p/>
-    <w:p>
-      <w:pPr>
-        <w:spacing w:after="40" w:line="240" w:lineRule="auto"/>
-      </w:pPr>
-      <w:r>
-        <w:rPr>
-          <w:rFonts w:ascii="Times New Roman" w:hAnsi="Times New Roman"/>
-          <w:sz w:val="22"/>
-        </w:rPr>
-        <w:t>1,WesleyDaleBrowning,appointJeanette WilsonHollinger (hereinafterreferred toas</w:t>
-      </w:r>
-    </w:p>
-    <w:p>
-      <w:pPr>
-        <w:spacing w:after="40" w:line="240" w:lineRule="auto"/>
-      </w:pPr>
-      <w:r>
-        <w:rPr>
-          <w:rFonts w:ascii="Times New Roman" w:hAnsi="Times New Roman"/>
-          <w:sz w:val="22"/>
-        </w:rPr>
-        <w:t>"agent"),tobemytrueand lawfulagentforme andinmyname,place andsteadtodothefollowing</w:t>
-      </w:r>
-    </w:p>
-    <w:p>
-      <w:pPr>
-        <w:spacing w:after="40" w:line="240" w:lineRule="auto"/>
-      </w:pPr>
-      <w:r>
-        <w:rPr>
-          <w:rFonts w:ascii="Times New Roman" w:hAnsi="Times New Roman"/>
-          <w:sz w:val="22"/>
-        </w:rPr>
-        <w:t>acts and to exercise the following powers,whichI direct should be construed in the broadest</w:t>
-      </w:r>
-    </w:p>
-    <w:p>
-      <w:pPr>
-        <w:spacing w:after="40" w:line="240" w:lineRule="auto"/>
-      </w:pPr>
-      <w:r>
-        <w:rPr>
-          <w:rFonts w:ascii="Times New Roman" w:hAnsi="Times New Roman"/>
-          <w:sz w:val="22"/>
-        </w:rPr>
-        <w:t>possible manner,and in accordancewithN.C.Gen.Stat.$32C-2-204 through32C-2-217andN.C.</w:t>
-      </w:r>
-    </w:p>
-    <w:p>
-      <w:pPr>
-        <w:spacing w:after="40" w:line="240" w:lineRule="auto"/>
-      </w:pPr>
-      <w:r>
-        <w:rPr>
-          <w:rFonts w:ascii="Times New Roman" w:hAnsi="Times New Roman"/>
-          <w:sz w:val="22"/>
-        </w:rPr>
-        <w:t>Gen.Stat.32C-2-220,which areherebyincorporated byreference:</w:t>
-      </w:r>
-    </w:p>
-    <w:p/>
-    <w:p>
-      <w:pPr>
-        <w:spacing w:after="40" w:line="240" w:lineRule="auto"/>
-      </w:pPr>
-      <w:r>
-        <w:rPr>
-          <w:rFonts w:ascii="Times New Roman" w:hAnsi="Times New Roman"/>
-          <w:sz w:val="22"/>
-        </w:rPr>
-        <w:t>Shouldmy said agent die orbecomeincapable of performingall of the things herein set</w:t>
-      </w:r>
-    </w:p>
-    <w:p>
-      <w:pPr>
-        <w:spacing w:after="40" w:line="240" w:lineRule="auto"/>
-      </w:pPr>
-      <w:r>
-        <w:rPr>
-          <w:rFonts w:ascii="Times New Roman" w:hAnsi="Times New Roman"/>
-          <w:sz w:val="22"/>
-        </w:rPr>
-        <w:t>out tobe done andperformed,then andin thatevent and thereafterI dohereby constitute and</w:t>
-      </w:r>
-    </w:p>
-    <w:p>
-      <w:pPr>
-        <w:spacing w:after="40" w:line="240" w:lineRule="auto"/>
-      </w:pPr>
-      <w:r>
-        <w:rPr>
-          <w:rFonts w:ascii="Times New Roman" w:hAnsi="Times New Roman"/>
-          <w:sz w:val="22"/>
-        </w:rPr>
-        <w:t>appointmydaughter,OliviaAshleyMorelloasmy trueand lawful agentwithfull powerand</w:t>
-      </w:r>
-    </w:p>
-    <w:p>
-      <w:pPr>
-        <w:spacing w:after="40" w:line="240" w:lineRule="auto"/>
-      </w:pPr>
-      <w:r>
-        <w:rPr>
-          <w:rFonts w:ascii="Times New Roman" w:hAnsi="Times New Roman"/>
-          <w:sz w:val="22"/>
-        </w:rPr>
-        <w:t>authority todoinmyname andstead all thingsherein authorized tobedoneby thesaidJeanette</w:t>
-      </w:r>
-    </w:p>
-    <w:p>
-      <w:pPr>
-        <w:spacing w:after="40" w:line="240" w:lineRule="auto"/>
-      </w:pPr>
-      <w:r>
-        <w:rPr>
-          <w:rFonts w:ascii="Times New Roman" w:hAnsi="Times New Roman"/>
-          <w:sz w:val="22"/>
-        </w:rPr>
-        <w:t>WilsonHollingerwith all of thepowerandauthorityhereingiven.</w:t>
-      </w:r>
-    </w:p>
-    <w:p/>
-    <w:p>
-      <w:pPr>
-        <w:spacing w:after="40" w:line="240" w:lineRule="auto"/>
-      </w:pPr>
-      <w:r>
-        <w:rPr>
-          <w:rFonts w:ascii="Times New Roman" w:hAnsi="Times New Roman"/>
-          <w:sz w:val="22"/>
-        </w:rPr>
-        <w:t>I grantmy agent andmy successor agent general authority toactformewithrespect to</w:t>
-      </w:r>
-    </w:p>
-    <w:p>
-      <w:pPr>
-        <w:spacing w:after="40" w:line="240" w:lineRule="auto"/>
-      </w:pPr>
-      <w:r>
-        <w:rPr>
-          <w:rFonts w:ascii="Times New Roman" w:hAnsi="Times New Roman"/>
-          <w:sz w:val="22"/>
-        </w:rPr>
-        <w:t>thefollowing subjects as definedintheNorthCarolina uniformPowerofAttormeyAct,Chapter</w:t>
-      </w:r>
-    </w:p>
-    <w:p>
-      <w:pPr>
-        <w:spacing w:after="40" w:line="240" w:lineRule="auto"/>
-      </w:pPr>
-      <w:r>
-        <w:rPr>
-          <w:rFonts w:ascii="Times New Roman" w:hAnsi="Times New Roman"/>
-          <w:sz w:val="22"/>
-        </w:rPr>
-        <w:t>32Cof theGeneralStatutes.</w:t>
-      </w:r>
-    </w:p>
-    <w:p/>
-    <w:p>
-      <w:pPr>
-        <w:spacing w:after="40" w:line="240" w:lineRule="auto"/>
-      </w:pPr>
-      <w:r>
-        <w:rPr>
-          <w:rFonts w:ascii="Times New Roman" w:hAnsi="Times New Roman"/>
-          <w:sz w:val="22"/>
-        </w:rPr>
-        <w:t>1.Real Property.</w:t>
-      </w:r>
-    </w:p>
-    <w:p/>
-    <w:p>
-      <w:pPr>
-        <w:spacing w:after="40" w:line="240" w:lineRule="auto"/>
-      </w:pPr>
-      <w:r>
-        <w:rPr>
-          <w:rFonts w:ascii="Times New Roman" w:hAnsi="Times New Roman"/>
-          <w:sz w:val="22"/>
-        </w:rPr>
-        <w:t>Todemandbuyleasereceiveacctasagiftrasecuritranextnsionofreditr</w:t>
-      </w:r>
-    </w:p>
-    <w:p>
-      <w:pPr>
-        <w:spacing w:after="40" w:line="240" w:lineRule="auto"/>
-      </w:pPr>
-      <w:r>
-        <w:rPr>
-          <w:rFonts w:ascii="Times New Roman" w:hAnsi="Times New Roman"/>
-          <w:sz w:val="22"/>
-        </w:rPr>
-        <w:t>otherwise acquire orreject an interest in real property or a right incident toreal property.</w:t>
-      </w:r>
-    </w:p>
-    <w:p/>
-    <w:p>
-      <w:pPr>
-        <w:spacing w:after="40" w:line="240" w:lineRule="auto"/>
-      </w:pPr>
-      <w:r>
-        <w:rPr>
-          <w:rFonts w:ascii="Times New Roman" w:hAnsi="Times New Roman"/>
-          <w:sz w:val="22"/>
-        </w:rPr>
-        <w:t>Sell; exchange; convey with or without covenants, representations,or warranties;</w:t>
-      </w:r>
-    </w:p>
-    <w:p>
-      <w:pPr>
-        <w:spacing w:after="40" w:line="240" w:lineRule="auto"/>
-      </w:pPr>
-      <w:r>
-        <w:rPr>
-          <w:rFonts w:ascii="Times New Roman" w:hAnsi="Times New Roman"/>
-          <w:sz w:val="22"/>
-        </w:rPr>
-        <w:t>quitclaim;release; surrender; retain title for security; encumber;partition; consent to partitioning;</w:t>
-      </w:r>
-    </w:p>
-    <w:p>
-      <w:pPr>
-        <w:spacing w:after="40" w:line="240" w:lineRule="auto"/>
-      </w:pPr>
-      <w:r>
-        <w:rPr>
-          <w:rFonts w:ascii="Times New Roman" w:hAnsi="Times New Roman"/>
-          <w:sz w:val="22"/>
-        </w:rPr>
-        <w:t>subject to an casement or covenant; subdivide; applyforzoning or other governmental permits;</w:t>
-      </w:r>
-    </w:p>
-    <w:p>
-      <w:pPr>
-        <w:spacing w:after="40" w:line="240" w:lineRule="auto"/>
-      </w:pPr>
-      <w:r>
-        <w:rPr>
-          <w:rFonts w:ascii="Times New Roman" w:hAnsi="Times New Roman"/>
-          <w:sz w:val="22"/>
-        </w:rPr>
-        <w:t>plat or consent to platting; develop; grant an option concerning;lease; sublease;contribute to an</w:t>
-      </w:r>
-    </w:p>
-    <w:p>
-      <w:pPr>
-        <w:spacing w:after="40" w:line="240" w:lineRule="auto"/>
-      </w:pPr>
-      <w:r>
-        <w:rPr>
-          <w:rFonts w:ascii="Times New Roman" w:hAnsi="Times New Roman"/>
-          <w:sz w:val="22"/>
-        </w:rPr>
-        <w:t>entityinexchangefor aninterestin that entity;or otherwisegrant or disposeof aninterestin real</w:t>
-      </w:r>
-    </w:p>
-    <w:p>
-      <w:pPr>
-        <w:spacing w:after="40" w:line="240" w:lineRule="auto"/>
-      </w:pPr>
-      <w:r>
-        <w:rPr>
-          <w:rFonts w:ascii="Times New Roman" w:hAnsi="Times New Roman"/>
-          <w:sz w:val="22"/>
-        </w:rPr>
-        <w:t>property or a right incident to real property.</w:t>
-      </w:r>
-    </w:p>
-    <w:p/>
-    <w:p>
-      <w:pPr>
-        <w:spacing w:after="40" w:line="240" w:lineRule="auto"/>
-      </w:pPr>
-      <w:r>
-        <w:rPr>
-          <w:rFonts w:ascii="Times New Roman" w:hAnsi="Times New Roman"/>
-          <w:sz w:val="22"/>
-        </w:rPr>
-        <w:t>Pledge orencumberaninterest inrealproperty orrightincident toreal property assecurity</w:t>
-      </w:r>
-    </w:p>
-    <w:p>
-      <w:pPr>
-        <w:spacing w:after="40" w:line="240" w:lineRule="auto"/>
-      </w:pPr>
-      <w:r>
-        <w:rPr>
-          <w:rFonts w:ascii="Times New Roman" w:hAnsi="Times New Roman"/>
-          <w:sz w:val="22"/>
-        </w:rPr>
-        <w:t>for the principal orany entityinwhich theprincipal has an ownershipinterest toborrowmoney or</w:t>
-      </w:r>
-    </w:p>
-    <w:p>
-      <w:pPr>
-        <w:spacing w:after="40" w:line="240" w:lineRule="auto"/>
-      </w:pPr>
-      <w:r>
-        <w:rPr>
-          <w:rFonts w:ascii="Times New Roman" w:hAnsi="Times New Roman"/>
-          <w:sz w:val="22"/>
-        </w:rPr>
-        <w:t>to pay,renew,orextend the time of payment of(i) a debt of the principal, (i) ora debt guaranteed</w:t>
-      </w:r>
-    </w:p>
-    <w:p>
-      <w:pPr>
-        <w:spacing w:after="40" w:line="240" w:lineRule="auto"/>
-      </w:pPr>
-      <w:r>
-        <w:rPr>
-          <w:rFonts w:ascii="Times New Roman" w:hAnsi="Times New Roman"/>
-          <w:sz w:val="22"/>
-        </w:rPr>
-        <w:t>DurablePowerofAttorneyofWesleyDaleBrowning</w:t>
-      </w:r>
-    </w:p>
-    <w:p>
-      <w:pPr>
-        <w:spacing w:after="40" w:line="240" w:lineRule="auto"/>
-      </w:pPr>
-      <w:r>
-        <w:rPr>
-          <w:rFonts w:ascii="Times New Roman" w:hAnsi="Times New Roman"/>
-          <w:sz w:val="22"/>
-        </w:rPr>
-        <w:t>Submitted electronically by"Eldreth Law Firm,PLLc"</w:t>
-      </w:r>
-    </w:p>
-    <w:p>
-      <w:pPr>
-        <w:spacing w:after="40" w:line="240" w:lineRule="auto"/>
-      </w:pPr>
-      <w:r>
-        <w:rPr>
-          <w:rFonts w:ascii="Times New Roman" w:hAnsi="Times New Roman"/>
-          <w:sz w:val="22"/>
-        </w:rPr>
-        <w:t>incompliancewithNorth Carolinastatutes governingrecordabledocuments</w:t>
+        <w:drawing>
+          <wp:inline xmlns:a="http://schemas.openxmlformats.org/drawingml/2006/main" xmlns:pic="http://schemas.openxmlformats.org/drawingml/2006/picture">
+            <wp:extent cx="7315200" cy="9386443"/>
+            <wp:docPr id="1" name="Picture 1"/>
+            <wp:cNvGraphicFramePr>
+              <a:graphicFrameLocks noChangeAspect="1"/>
+            </wp:cNvGraphicFramePr>
+            <a:graphic>
+              <a:graphicData uri="http://schemas.openxmlformats.org/drawingml/2006/picture">
+                <pic:pic>
+                  <pic:nvPicPr>
+                    <pic:cNvPr id="0" name="image.png"/>
+                    <pic:cNvPicPr/>
+                  </pic:nvPicPr>
+                  <pic:blipFill>
+                    <a:blip r:embed="rId9"/>
+                    <a:stretch>
+                      <a:fillRect/>
+                    </a:stretch>
+                  </pic:blipFill>
+                  <pic:spPr>
+                    <a:xfrm>
+                      <a:off x="0" y="0"/>
+                      <a:ext cx="7315200" cy="9386443"/>
+                    </a:xfrm>
+                    <a:prstGeom prst="rect"/>
+                  </pic:spPr>
+                </pic:pic>
+              </a:graphicData>
+            </a:graphic>
+          </wp:inline>
+        </w:drawing>
       </w:r>
     </w:p>
     <w:sectPr>
       <w:pgSz w:w="12240" w:h="15840"/>
-      <w:pgMar w:top="1152" w:right="1296" w:bottom="1152" w:left="1296" w:header="720" w:footer="720" w:gutter="0"/>
+      <w:pgMar w:top="360" w:right="360" w:bottom="360" w:left="360" w:header="720" w:footer="720" w:gutter="0"/>
       <w:cols w:space="720"/>
       <w:docGrid w:linePitch="360"/>
     </w:sectPr>
@@ -860,10 +414,6 @@
     <w:name w:val="Normal"/>
     <w:qFormat/>
     <w:rsid w:val="00FC693F"/>
-    <w:rPr>
-      <w:rFonts w:ascii="Times New Roman" w:hAnsi="Times New Roman"/>
-      <w:sz w:val="22"/>
-    </w:rPr>
   </w:style>
   <w:style w:type="paragraph" w:styleId="Header">
     <w:name w:val="header"/>
